--- a/docs/dokumen-resmi/Kode_Etik_Mitra_PLS_Mitrans-Astra_v2.0_DRAF.docx
+++ b/docs/dokumen-resmi/Kode_Etik_Mitra_PLS_Mitrans-Astra_v2.0_DRAF.docx
@@ -814,7 +814,7 @@
         <w:spacing w:after="120"/>
       </w:pPr>
       <w:r>
-        <w:t xml:space="preserve">Satu Identitas hanya untuk satu keanggotaan. Keanggotaan tidak dapat didaftarkan atas nama orang lain. Ketentuan ini juga berlaku bagi setiap pemegang kursi Lisensi Atlas Family yang mendaftar sebagai Mitra PLS.</w:t>
+        <w:t xml:space="preserve">Satu Identitas hanya untuk satu akun. Sistem otomatis menolak NIK yang sudah terdaftar pada akun mana pun, termasuk kursi Lisensi Atlas Family yang masih menunggu verifikasi. Keanggotaan tidak dapat didaftarkan atas nama orang lain tanpa persetujuan dan verifikasi orang itu sendiri.</w:t>
       </w:r>
     </w:p>
     <w:p>
@@ -913,7 +913,7 @@
         <w:spacing w:after="60"/>
       </w:pPr>
       <w:r>
-        <w:t xml:space="preserve">Untuk Lisensi Atlas Family, setiap pemegang kursi kedua dan ketiga mendaftar, memverifikasi identitas, dan memberikan persetujuan sendiri. Penempatan kursi mengikuti Rencana Pemasaran bagian 5.6.</w:t>
+        <w:t xml:space="preserve">Untuk Lisensi Atlas Family, kursi utama mendaftarkan nama dan NIK anggota keluarganya saat membeli paket, dengan persetujuan mereka. Setiap anggota kemudian memverifikasi identitas dan memberikan persetujuan sendiri paling lambat 30 hari; sebelum itu kursinya belum aktif. Penempatan kursi mengikuti Rencana Pemasaran bagian 5.6.</w:t>
       </w:r>
     </w:p>
     <w:p>

--- a/docs/dokumen-resmi/Kode_Etik_Mitra_PLS_Mitrans-Astra_v2.0_DRAF.docx
+++ b/docs/dokumen-resmi/Kode_Etik_Mitra_PLS_Mitrans-Astra_v2.0_DRAF.docx
@@ -974,6 +974,19 @@
       </w:pPr>
       <w:r>
         <w:t xml:space="preserve">Komisi dan bonus yang timbul dari pembelian yang dibatalkan ditarik kembali dari penerimanya.</w:t>
+      </w:r>
+    </w:p>
+    <w:p>
+      <w:pPr>
+        <w:pStyle w:val="ListParagraph"/>
+        <w:numPr>
+          <w:ilvl w:val="0"/>
+          <w:numId w:val="6"/>
+        </w:numPr>
+        <w:spacing w:after="60"/>
+      </w:pPr>
+      <w:r>
+        <w:t xml:space="preserve">Lisensi Atlas Family dikembalikan utuh per paket: dalam 10 hari kerja sejak pembelian paket dengan ketentuan angka 3, atau dalam 7 hari kerja dengan pengembalian penuh bila produk tidak sesuai yang diperjanjikan. Kursi yang belum diverifikasi dihapus dan NIK-nya dilepas.</w:t>
       </w:r>
     </w:p>
     <w:p>
